--- a/py/plantillas/constancia_inscripcion.docx
+++ b/py/plantillas/constancia_inscripcion.docx
@@ -184,13 +184,233 @@
         <w:jc w:val="both"/>
       </w:pPr>
       <w:r>
-        <w:t xml:space="preserve">Quien suscribe LEONOR MORALES titular de la Cédula de Identidad N V-13.799.171 Director(a) de la Institución Educativa C.E.I. </w:t>
+        <w:t xml:space="preserve">Quien suscribe LEONOR MORALES titular de la Cédula de Identidad N V-13.799.171 </w:t>
+      </w:r>
+      <w:proofErr w:type="gramStart"/>
+      <w:r>
+        <w:t>Director</w:t>
+      </w:r>
+      <w:proofErr w:type="gramEnd"/>
+      <w:r>
+        <w:t xml:space="preserve">(a) de la Institución Educativa C.E.I. </w:t>
       </w:r>
       <w:r>
         <w:rPr>
           <w:rStyle w:val="citation-104"/>
         </w:rPr>
         <w:t>LA PARAGUA, ubicada en el Municipio ANGOSTURA DEL ORINOCO de la Parroquia VISTA HERMOSA adscrita al Centro de Desarrollo de la Calidad Educativa Estadal BOLÍVAR</w:t>
+      </w:r>
+      <w:r>
+        <w:t>.</w:t>
+      </w:r>
+      <w:r>
+        <w:t xml:space="preserve"> </w:t>
+      </w:r>
+      <w:r>
+        <w:rPr>
+          <w:rStyle w:val="citation-103"/>
+        </w:rPr>
+        <w:t xml:space="preserve">Por la presente hace constar que el (la) estudiante </w:t>
+      </w:r>
+      <w:r>
+        <w:rPr>
+          <w:rStyle w:val="citation-103"/>
+          <w:b/>
+          <w:bCs/>
+        </w:rPr>
+        <w:t>{{</w:t>
+      </w:r>
+      <w:proofErr w:type="spellStart"/>
+      <w:r>
+        <w:rPr>
+          <w:rStyle w:val="citation-103"/>
+          <w:b/>
+          <w:bCs/>
+        </w:rPr>
+        <w:t>nombres_apellidos_estudiante</w:t>
+      </w:r>
+      <w:proofErr w:type="spellEnd"/>
+      <w:r>
+        <w:rPr>
+          <w:rStyle w:val="citation-103"/>
+          <w:b/>
+          <w:bCs/>
+        </w:rPr>
+        <w:t>}}</w:t>
+      </w:r>
+      <w:r>
+        <w:rPr>
+          <w:rStyle w:val="citation-103"/>
+        </w:rPr>
+        <w:t xml:space="preserve">, titular de la Cédula Escolar N / Cédula de Identidad N o Pasaporte N </w:t>
+      </w:r>
+      <w:r>
+        <w:rPr>
+          <w:rStyle w:val="citation-103"/>
+          <w:b/>
+          <w:bCs/>
+        </w:rPr>
+        <w:t>{{</w:t>
+      </w:r>
+      <w:proofErr w:type="spellStart"/>
+      <w:r>
+        <w:rPr>
+          <w:rStyle w:val="citation-103"/>
+          <w:b/>
+          <w:bCs/>
+        </w:rPr>
+        <w:t>documento_identidad</w:t>
+      </w:r>
+      <w:proofErr w:type="spellEnd"/>
+      <w:r>
+        <w:rPr>
+          <w:rStyle w:val="citation-103"/>
+          <w:b/>
+          <w:bCs/>
+        </w:rPr>
+        <w:t>}}</w:t>
+      </w:r>
+      <w:r>
+        <w:rPr>
+          <w:rStyle w:val="citation-103"/>
+        </w:rPr>
+        <w:t xml:space="preserve">, nacido(a) en el Municipio </w:t>
+      </w:r>
+      <w:r>
+        <w:rPr>
+          <w:rStyle w:val="citation-103"/>
+          <w:b/>
+          <w:bCs/>
+        </w:rPr>
+        <w:t>{{</w:t>
+      </w:r>
+      <w:proofErr w:type="spellStart"/>
+      <w:r>
+        <w:rPr>
+          <w:rStyle w:val="citation-103"/>
+          <w:b/>
+          <w:bCs/>
+        </w:rPr>
+        <w:t>municipio_nacimiento</w:t>
+      </w:r>
+      <w:proofErr w:type="spellEnd"/>
+      <w:r>
+        <w:rPr>
+          <w:rStyle w:val="citation-103"/>
+          <w:b/>
+          <w:bCs/>
+        </w:rPr>
+        <w:t>}}</w:t>
+      </w:r>
+      <w:r>
+        <w:rPr>
+          <w:rStyle w:val="citation-103"/>
+        </w:rPr>
+        <w:t xml:space="preserve"> del Estado </w:t>
+      </w:r>
+      <w:r>
+        <w:rPr>
+          <w:rStyle w:val="citation-103"/>
+          <w:b/>
+          <w:bCs/>
+        </w:rPr>
+        <w:t>{{</w:t>
+      </w:r>
+      <w:proofErr w:type="spellStart"/>
+      <w:r>
+        <w:rPr>
+          <w:rStyle w:val="citation-103"/>
+          <w:b/>
+          <w:bCs/>
+        </w:rPr>
+        <w:t>estado_nacimiento</w:t>
+      </w:r>
+      <w:proofErr w:type="spellEnd"/>
+      <w:r>
+        <w:rPr>
+          <w:rStyle w:val="citation-103"/>
+          <w:b/>
+          <w:bCs/>
+        </w:rPr>
+        <w:t>}}</w:t>
+      </w:r>
+      <w:r>
+        <w:rPr>
+          <w:rStyle w:val="citation-103"/>
+        </w:rPr>
+        <w:t xml:space="preserve">, en fecha </w:t>
+      </w:r>
+      <w:r>
+        <w:rPr>
+          <w:rStyle w:val="citation-103"/>
+          <w:b/>
+          <w:bCs/>
+        </w:rPr>
+        <w:t>{{</w:t>
+      </w:r>
+      <w:proofErr w:type="spellStart"/>
+      <w:r>
+        <w:rPr>
+          <w:rStyle w:val="citation-103"/>
+          <w:b/>
+          <w:bCs/>
+        </w:rPr>
+        <w:t>fecha_nacimiento</w:t>
+      </w:r>
+      <w:proofErr w:type="spellEnd"/>
+      <w:r>
+        <w:rPr>
+          <w:rStyle w:val="citation-103"/>
+          <w:b/>
+          <w:bCs/>
+        </w:rPr>
+        <w:t>}}</w:t>
+      </w:r>
+      <w:r>
+        <w:rPr>
+          <w:rStyle w:val="citation-103"/>
+        </w:rPr>
+        <w:t xml:space="preserve">, está inscrito(a) en el </w:t>
+      </w:r>
+      <w:r>
+        <w:rPr>
+          <w:rStyle w:val="citation-103"/>
+          <w:b/>
+          <w:bCs/>
+        </w:rPr>
+        <w:t>{{grupo}}</w:t>
+      </w:r>
+      <w:r>
+        <w:rPr>
+          <w:rStyle w:val="citation-103"/>
+        </w:rPr>
+        <w:t xml:space="preserve"> Grupo de la etapa del Nivel de Educación Inicial durante el periodo escolar </w:t>
+      </w:r>
+      <w:r>
+        <w:rPr>
+          <w:rStyle w:val="citation-103"/>
+          <w:b/>
+          <w:bCs/>
+        </w:rPr>
+        <w:t>{{</w:t>
+      </w:r>
+      <w:proofErr w:type="spellStart"/>
+      <w:r>
+        <w:rPr>
+          <w:rStyle w:val="citation-103"/>
+          <w:b/>
+          <w:bCs/>
+        </w:rPr>
+        <w:t>periodo_escolar</w:t>
+      </w:r>
+      <w:proofErr w:type="spellEnd"/>
+      <w:r>
+        <w:rPr>
+          <w:rStyle w:val="citation-103"/>
+          <w:b/>
+          <w:bCs/>
+        </w:rPr>
+        <w:t>}}</w:t>
       </w:r>
       <w:r>
         <w:t>.</w:t>
@@ -203,127 +423,6 @@
       </w:pPr>
       <w:r>
         <w:rPr>
-          <w:rStyle w:val="citation-103"/>
-        </w:rPr>
-        <w:t xml:space="preserve">Por la presente hace constar que el (la) estudiante </w:t>
-      </w:r>
-      <w:r>
-        <w:rPr>
-          <w:rStyle w:val="citation-103"/>
-          <w:b/>
-          <w:bCs/>
-        </w:rPr>
-        <w:t>{{nombres_apellidos_estudiante}}</w:t>
-      </w:r>
-      <w:r>
-        <w:rPr>
-          <w:rStyle w:val="citation-103"/>
-        </w:rPr>
-        <w:t xml:space="preserve">, titular de la Cédula Escolar N / Cédula de Identidad N o Pasaporte N </w:t>
-      </w:r>
-      <w:r>
-        <w:rPr>
-          <w:rStyle w:val="citation-103"/>
-          <w:b/>
-          <w:bCs/>
-        </w:rPr>
-        <w:t>{{documento_identidad}}</w:t>
-      </w:r>
-      <w:r>
-        <w:rPr>
-          <w:rStyle w:val="citation-103"/>
-        </w:rPr>
-        <w:t xml:space="preserve">, nacido(a) en el Municipio </w:t>
-      </w:r>
-      <w:r>
-        <w:rPr>
-          <w:rStyle w:val="citation-103"/>
-          <w:b/>
-          <w:bCs/>
-        </w:rPr>
-        <w:t>{{municipio_nacimiento}}</w:t>
-      </w:r>
-      <w:r>
-        <w:rPr>
-          <w:rStyle w:val="citation-103"/>
-        </w:rPr>
-        <w:t xml:space="preserve"> del Estado </w:t>
-      </w:r>
-      <w:r>
-        <w:rPr>
-          <w:rStyle w:val="citation-103"/>
-          <w:b/>
-          <w:bCs/>
-        </w:rPr>
-        <w:t>{{estado_nacimiento}}</w:t>
-      </w:r>
-      <w:r>
-        <w:rPr>
-          <w:rStyle w:val="citation-103"/>
-        </w:rPr>
-        <w:t xml:space="preserve">, en fecha </w:t>
-      </w:r>
-      <w:r>
-        <w:rPr>
-          <w:rStyle w:val="citation-103"/>
-          <w:b/>
-          <w:bCs/>
-        </w:rPr>
-        <w:t>{{fecha_nacimiento}}</w:t>
-      </w:r>
-      <w:r>
-        <w:rPr>
-          <w:rStyle w:val="citation-103"/>
-        </w:rPr>
-        <w:t xml:space="preserve">, está inscrito(a) en el </w:t>
-      </w:r>
-      <w:r>
-        <w:rPr>
-          <w:rStyle w:val="citation-103"/>
-          <w:b/>
-          <w:bCs/>
-        </w:rPr>
-        <w:t>{{grupo}}</w:t>
-      </w:r>
-      <w:r>
-        <w:rPr>
-          <w:rStyle w:val="citation-103"/>
-        </w:rPr>
-        <w:t xml:space="preserve"> Grupo de la etapa </w:t>
-      </w:r>
-      <w:r>
-        <w:rPr>
-          <w:rStyle w:val="citation-103"/>
-          <w:b/>
-          <w:bCs/>
-        </w:rPr>
-        <w:t>{{etapa}}</w:t>
-      </w:r>
-      <w:r>
-        <w:rPr>
-          <w:rStyle w:val="citation-103"/>
-        </w:rPr>
-        <w:t xml:space="preserve"> del Nivel de Educación Inicial durante el periodo escolar </w:t>
-      </w:r>
-      <w:r>
-        <w:rPr>
-          <w:rStyle w:val="citation-103"/>
-          <w:b/>
-          <w:bCs/>
-        </w:rPr>
-        <w:t>{{periodo_escolar}}</w:t>
-      </w:r>
-      <w:r>
-        <w:t>.</w:t>
-      </w:r>
-    </w:p>
-    <w:p>
-      <w:pPr>
-        <w:pStyle w:val="NormalWeb"/>
-        <w:jc w:val="both"/>
-      </w:pPr>
-      <w:r>
-        <w:rPr>
           <w:rStyle w:val="citation-102"/>
         </w:rPr>
         <w:t xml:space="preserve">Constancia que se expide en CIUDAD BOLÍVAR, a los </w:t>
@@ -334,11 +433,29 @@
           <w:b/>
           <w:bCs/>
         </w:rPr>
-        <w:t>{{dia_actual}}</w:t>
-      </w:r>
+        <w:t>{{</w:t>
+      </w:r>
+      <w:proofErr w:type="spellStart"/>
       <w:r>
         <w:rPr>
           <w:rStyle w:val="citation-102"/>
+          <w:b/>
+          <w:bCs/>
+        </w:rPr>
+        <w:t>dia_actual</w:t>
+      </w:r>
+      <w:proofErr w:type="spellEnd"/>
+      <w:r>
+        <w:rPr>
+          <w:rStyle w:val="citation-102"/>
+          <w:b/>
+          <w:bCs/>
+        </w:rPr>
+        <w:t>}}</w:t>
+      </w:r>
+      <w:r>
+        <w:rPr>
+          <w:rStyle w:val="citation-102"/>
         </w:rPr>
         <w:t xml:space="preserve"> días del mes de </w:t>
       </w:r>
@@ -348,11 +465,29 @@
           <w:b/>
           <w:bCs/>
         </w:rPr>
-        <w:t>{{mes_actual}}</w:t>
-      </w:r>
+        <w:t>{{</w:t>
+      </w:r>
+      <w:proofErr w:type="spellStart"/>
       <w:r>
         <w:rPr>
           <w:rStyle w:val="citation-102"/>
+          <w:b/>
+          <w:bCs/>
+        </w:rPr>
+        <w:t>mes_actual</w:t>
+      </w:r>
+      <w:proofErr w:type="spellEnd"/>
+      <w:r>
+        <w:rPr>
+          <w:rStyle w:val="citation-102"/>
+          <w:b/>
+          <w:bCs/>
+        </w:rPr>
+        <w:t>}}</w:t>
+      </w:r>
+      <w:r>
+        <w:rPr>
+          <w:rStyle w:val="citation-102"/>
         </w:rPr>
         <w:t xml:space="preserve"> de </w:t>
       </w:r>
@@ -362,7 +497,25 @@
           <w:b/>
           <w:bCs/>
         </w:rPr>
-        <w:t>{{anio_actual}}</w:t>
+        <w:t>{{</w:t>
+      </w:r>
+      <w:proofErr w:type="spellStart"/>
+      <w:r>
+        <w:rPr>
+          <w:rStyle w:val="citation-102"/>
+          <w:b/>
+          <w:bCs/>
+        </w:rPr>
+        <w:t>anio_actual</w:t>
+      </w:r>
+      <w:proofErr w:type="spellEnd"/>
+      <w:r>
+        <w:rPr>
+          <w:rStyle w:val="citation-102"/>
+          <w:b/>
+          <w:bCs/>
+        </w:rPr>
+        <w:t>}}</w:t>
       </w:r>
       <w:r>
         <w:t>.</w:t>
@@ -449,7 +602,7 @@
                 <w:sz w:val="18"/>
                 <w:szCs w:val="18"/>
               </w:rPr>
-              <w:t>PARA VALIDEZ  NACIONAL</w:t>
+              <w:t>PARA VALIDEZ NACIONAL</w:t>
             </w:r>
             <w:r>
               <w:rPr>
@@ -513,7 +666,7 @@
                 <w:sz w:val="18"/>
                 <w:szCs w:val="18"/>
               </w:rPr>
-              <w:t>PARA VALIDEZ  INTERNACIONAL</w:t>
+              <w:t>PARA VALIDEZ INTERNACIONAL</w:t>
             </w:r>
             <w:r>
               <w:rPr>
@@ -896,24 +1049,6 @@
 
 <file path=word/footer1.xml><?xml version="1.0" encoding="utf-8"?>
 <w:ftr xmlns:wpc="http://schemas.microsoft.com/office/word/2010/wordprocessingCanvas" xmlns:cx="http://schemas.microsoft.com/office/drawing/2014/chartex" xmlns:cx1="http://schemas.microsoft.com/office/drawing/2015/9/8/chartex" xmlns:cx2="http://schemas.microsoft.com/office/drawing/2015/10/21/chartex" xmlns:cx3="http://schemas.microsoft.com/office/drawing/2016/5/9/chartex" xmlns:cx4="http://schemas.microsoft.com/office/drawing/2016/5/10/chartex" xmlns:cx5="http://schemas.microsoft.com/office/drawing/2016/5/11/chartex" xmlns:cx6="http://schemas.microsoft.com/office/drawing/2016/5/12/chartex" xmlns:cx7="http://schemas.microsoft.com/office/drawing/2016/5/13/chartex" xmlns:cx8="http://schemas.microsoft.com/office/drawing/2016/5/14/chartex" xmlns:mc="http://schemas.openxmlformats.org/markup-compatibility/2006" xmlns:aink="http://schemas.microsoft.com/office/drawing/2016/ink" xmlns:am3d="http://schemas.microsoft.com/office/drawing/2017/model3d" xmlns:o="urn:schemas-microsoft-com:office:office" xmlns:r="http://schemas.openxmlformats.org/officeDocument/2006/relationships" xmlns:m="http://schemas.openxmlformats.org/officeDocument/2006/math" xmlns:v="urn:schemas-microsoft-com:vml" xmlns:wp14="http://schemas.microsoft.com/office/word/2010/wordprocessingDrawing" xmlns:wp="http://schemas.openxmlformats.org/drawingml/2006/wordprocessingDrawing" xmlns:w10="urn:schemas-microsoft-com:office:word" xmlns:w="http://schemas.openxmlformats.org/wordprocessingml/2006/main" xmlns:w14="http://schemas.microsoft.com/office/word/2010/wordml" xmlns:w15="http://schemas.microsoft.com/office/word/2012/wordml" xmlns:w16cex="http://schemas.microsoft.com/office/word/2018/wordml/cex" xmlns:w16cid="http://schemas.microsoft.com/office/word/2016/wordml/cid" xmlns:w16="http://schemas.microsoft.com/office/word/2018/wordml" xmlns:w16sdtdh="http://schemas.microsoft.com/office/word/2020/wordml/sdtdatahash" xmlns:w16se="http://schemas.microsoft.com/office/word/2015/wordml/symex" xmlns:wpg="http://schemas.microsoft.com/office/word/2010/wordprocessingGroup" xmlns:wpi="http://schemas.microsoft.com/office/word/2010/wordprocessingInk" xmlns:wne="http://schemas.microsoft.com/office/word/2006/wordml" xmlns:wps="http://schemas.microsoft.com/office/word/2010/wordprocessingShape" mc:Ignorable="w14 w15 w16se w16cid w16 w16cex w16sdtdh wp14">
-  <w:p>
-    <w:pPr>
-      <w:jc w:val="center"/>
-      <w:rPr>
-        <w:rFonts w:ascii="Arial" w:hAnsi="Arial" w:cs="Arial"/>
-        <w:b/>
-        <w:sz w:val="28"/>
-      </w:rPr>
-    </w:pPr>
-    <w:r>
-      <w:rPr>
-        <w:rFonts w:ascii="Arial" w:hAnsi="Arial" w:cs="Arial"/>
-        <w:b/>
-        <w:sz w:val="28"/>
-      </w:rPr>
-      <w:t>“Bicentenario de la Batalla de Ayacucho”</w:t>
-    </w:r>
-  </w:p>
   <w:p>
     <w:pPr>
       <w:ind w:left="3540" w:firstLine="240"/>
@@ -1442,12 +1577,15 @@
   </w:style>
   <w:style w:type="character" w:default="1" w:styleId="Fuentedeprrafopredeter">
     <w:name w:val="Default Paragraph Font"/>
-    <w:rPr>
-      <w:rFonts w:ascii="Times New Roman" w:eastAsia="Times New Roman" w:hAnsi="Times New Roman" w:cs="Times New Roman"/>
-    </w:rPr>
+    <w:uiPriority w:val="1"/>
+    <w:semiHidden/>
+    <w:unhideWhenUsed/>
   </w:style>
   <w:style w:type="table" w:default="1" w:styleId="Tablanormal">
     <w:name w:val="Normal Table"/>
+    <w:uiPriority w:val="99"/>
+    <w:semiHidden/>
+    <w:unhideWhenUsed/>
     <w:tblPr>
       <w:tblInd w:w="0" w:type="dxa"/>
       <w:tblCellMar>
@@ -1460,6 +1598,9 @@
   </w:style>
   <w:style w:type="numbering" w:default="1" w:styleId="Sinlista">
     <w:name w:val="No List"/>
+    <w:uiPriority w:val="99"/>
+    <w:semiHidden/>
+    <w:unhideWhenUsed/>
   </w:style>
   <w:style w:type="paragraph" w:styleId="Encabezado">
     <w:name w:val="header"/>
@@ -1487,8 +1628,8 @@
       <w:rFonts w:eastAsia="Times New Roman"/>
     </w:rPr>
   </w:style>
-  <w:style w:type="paragraph" w:customStyle="1" w:styleId="BodyText2">
-    <w:name w:val="Body Text 2"/>
+  <w:style w:type="paragraph" w:customStyle="1" w:styleId="Textoindependiente21">
+    <w:name w:val="Texto independiente 21"/>
     <w:basedOn w:val="Normal"/>
     <w:pPr>
       <w:spacing w:after="120" w:line="480" w:lineRule="auto"/>
